--- a/Тексты для перевода/Норникель_тексты_Глава_2.docx
+++ b/Тексты для перевода/Норникель_тексты_Глава_2.docx
@@ -775,7 +775,7 @@
         <w:t xml:space="preserve">Вопрос 6: </w:t>
       </w:r>
       <w:r>
-        <w:t xml:space="preserve">Насколько чаще (в процентах) стали случаться наводнения за последние 25 лет?</w:t>
+        <w:t xml:space="preserve">Насколько чаще (в процентах) стали случаться наводнения за последние 20 лет?</w:t>
       </w:r>
     </w:p>
     <w:p>
@@ -787,7 +787,7 @@
         <w:t xml:space="preserve">Ответ: </w:t>
       </w:r>
       <w:r>
-        <w:t xml:space="preserve">Количество наводнений увеличилось примерно на 134% за последние 20 лет</w:t>
+        <w:t xml:space="preserve">Количество наводнений увеличилось примерно на 134% за последние 20 лет по сравнению с двумя предыдущими десятилетиями</w:t>
       </w:r>
     </w:p>
     <w:p>
